--- a/word_reports/LP_0037_위치_418_Various Artists_Hollywood.docx
+++ b/word_reports/LP_0037_위치_418_Various Artists_Hollywood.docx
@@ -4,7 +4,7 @@
   <w:body>
     <w:p>
       <w:pPr>
-        <w:spacing w:after="280"/>
+        <w:spacing w:after="80"/>
       </w:pPr>
       <w:r>
         <w:rPr w:rFonts="맑은 고딕">
@@ -13,94 +13,47 @@
           <w:color w:val="1E3A8A"/>
           <w:sz w:val="30"/>
         </w:rPr>
-        <w:t>[418] Various Artists - Hollywood Nights</w:t>
+        <w:t>Various Artists - Hollywood Nights</w:t>
       </w:r>
     </w:p>
     <w:p>
       <w:pPr>
-        <w:spacing w:after="320"/>
+        <w:spacing w:after="240"/>
       </w:pPr>
       <w:r>
         <w:rPr w:rFonts="맑은 고딕">
           <w:rFonts w:ascii="맑은 고딕" w:hAnsi="맑은 고딕" w:eastAsia="맑은 고딕"/>
           <w:b/>
-          <w:sz w:val="20"/>
+          <w:color w:val="4B5563"/>
+          <w:sz w:val="22"/>
         </w:rPr>
-        <w:t>■ 위치 : 418</w:t>
-        <w:br/>
-      </w:r>
-      <w:r>
-        <w:rPr w:rFonts="맑은 고딕">
-          <w:rFonts w:ascii="맑은 고딕" w:hAnsi="맑은 고딕" w:eastAsia="맑은 고딕"/>
-          <w:b/>
-          <w:sz w:val="20"/>
-        </w:rPr>
-        <w:t>■ 아티스트 : Various Artists</w:t>
-        <w:br/>
-      </w:r>
-      <w:r>
-        <w:rPr w:rFonts="맑은 고딕">
-          <w:rFonts w:ascii="맑은 고딕" w:hAnsi="맑은 고딕" w:eastAsia="맑은 고딕"/>
-          <w:b/>
-          <w:sz w:val="20"/>
-        </w:rPr>
-        <w:t>■ 앨범명 : Hollywood Nights</w:t>
-        <w:br/>
-      </w:r>
-      <w:r>
-        <w:rPr w:rFonts="맑은 고딕">
-          <w:rFonts w:ascii="맑은 고딕" w:hAnsi="맑은 고딕" w:eastAsia="맑은 고딕"/>
-          <w:b w:val="0"/>
-          <w:sz w:val="20"/>
-        </w:rPr>
-        <w:t>■ 음반 레이블 : K-Tel International (또는 CBS Special Products)</w:t>
-        <w:br/>
-      </w:r>
-      <w:r>
-        <w:rPr w:rFonts="맑은 고딕">
-          <w:rFonts w:ascii="맑은 고딕" w:hAnsi="맑은 고딕" w:eastAsia="맑은 고딕"/>
-          <w:b w:val="0"/>
-          <w:sz w:val="20"/>
-        </w:rPr>
-        <w:t>■ 발매년도 : 1980</w:t>
-        <w:br/>
-      </w:r>
-      <w:r>
-        <w:rPr w:rFonts="맑은 고딕">
-          <w:rFonts w:ascii="맑은 고딕" w:hAnsi="맑은 고딕" w:eastAsia="맑은 고딕"/>
-          <w:b w:val="0"/>
-          <w:sz w:val="20"/>
-        </w:rPr>
-        <w:t>■ 장르 : 팝 / 팝 록 / 디스코 / 영화 음악 (Pop Rock / Disco / Film Soundtrack)</w:t>
-        <w:br/>
-      </w:r>
-      <w:r>
-        <w:rPr w:rFonts="맑은 고딕">
-          <w:rFonts w:ascii="맑은 고딕" w:hAnsi="맑은 고딕" w:eastAsia="맑은 고딕"/>
-          <w:b w:val="0"/>
-          <w:sz w:val="20"/>
-        </w:rPr>
-        <w:t>■ 주요 수록곡 : 1. Bob Seger &amp; The Silver Bullet Band - Hollywood Nights</w:t>
-        <w:br/>
+        <w:t>위치 :  418</w:t>
       </w:r>
     </w:p>
     <w:p>
       <w:pPr>
-        <w:spacing w:after="160"/>
+        <w:spacing w:line="324" w:lineRule="auto" w:before="80" w:after="160"/>
       </w:pPr>
       <w:r>
         <w:rPr w:rFonts="맑은 고딕">
           <w:rFonts w:ascii="맑은 고딕" w:hAnsi="맑은 고딕" w:eastAsia="맑은 고딕"/>
           <w:b/>
           <w:color w:val="1F2937"/>
-          <w:sz w:val="24"/>
+          <w:sz w:val="22"/>
         </w:rPr>
-        <w:t>■ 음반 해설 및 감상 가이드</w:t>
+        <w:t xml:space="preserve">[음반 소개] </w:t>
+      </w:r>
+      <w:r>
+        <w:rPr w:rFonts="맑은 고딕">
+          <w:rFonts w:ascii="맑은 고딕" w:hAnsi="맑은 고딕" w:eastAsia="맑은 고딕"/>
+          <w:b w:val="0"/>
+          <w:sz w:val="21"/>
+        </w:rPr>
       </w:r>
     </w:p>
     <w:p>
       <w:pPr>
-        <w:spacing w:line="312" w:lineRule="auto" w:after="120"/>
+        <w:spacing w:line="324" w:lineRule="auto" w:after="120"/>
       </w:pPr>
       <w:r>
         <w:rPr w:rFonts="맑은 고딕">
@@ -108,51 +61,516 @@
           <w:b w:val="0"/>
           <w:sz w:val="21"/>
         </w:rPr>
-        <w:t>1970년대 후반에서 1980년대 초반으로 넘어가는 시기는 헐리우드의 화려한 야경과 디스코, 팝 록의 열기가 교차하던 대중음악의 황금기였습니다. 콤필레이션 앨범 《Hollywood Nights》는 당대 네온사인 찬란한 로스앤젤레스의 밤거리를 수놓았던 가장 매혹적이고 에너지 넘치는 트랙들을 한데 모은 음악적 타임캡슐입니다. 영화 산업의 화려함과 차트 상위권을 지배하던 히트곡들의 정수를 담아내어, 앨범 커버에서 느껴지는 감각적인 도시의 미학과 완벽한 조화를 이룹니다.</w:t>
+        <w:t>은막 위로 쏟아지던 눈부신 조명과 밤안개 짙게 드리운 도시의 낭만을 한 장의 바이닐에 오롯이 담아낸 이 앨범은, 헐리우드의 황금기를 수놓았던 감동의 순간들을 음악이라는 가장 우아한 언어로 복원해 냅니다. 시대의 호흡을 이끌었던 거장들과 불세출의 보컬리스트들이 빚어낸 선율은 단순히 영화의 배경을 넘어 듣는 이의 마음 깊은 곳에 잠들어 있던 서정을 일깨웁니다. 흑백의 기억을 총천연색 감동으로 물들이는 화려하고도 애틋한 트랙들은 오늘날에도 변치 않는 아우라를 발산하며 청자의 영혼을 단숨에 사로잡습니다. 꿈과 환상이 교차하는 밤의 서사를 완성도 높은 사운드스케이프로 직조해 낸 이 음반은 팝과 시네마 음악이 만나는 최정점의 미학을 증명합니다.</w:t>
       </w:r>
     </w:p>
     <w:p>
       <w:pPr>
-        <w:spacing w:line="312" w:lineRule="auto" w:after="120"/>
+        <w:spacing w:line="324" w:lineRule="auto" w:before="200" w:after="80"/>
       </w:pPr>
+      <w:r>
+        <w:rPr w:rFonts="맑은 고딕">
+          <w:rFonts w:ascii="맑은 고딕" w:hAnsi="맑은 고딕" w:eastAsia="맑은 고딕"/>
+          <w:b/>
+          <w:color w:val="1E3A8A"/>
+          <w:sz w:val="24"/>
+        </w:rPr>
+        <w:t>1. 음반 데이터</w:t>
+      </w:r>
+    </w:p>
+    <w:p>
+      <w:pPr>
+        <w:spacing w:line="324" w:lineRule="auto" w:after="80"/>
+      </w:pPr>
+      <w:r>
+        <w:rPr w:rFonts="맑은 고딕">
+          <w:rFonts w:ascii="맑은 고딕" w:hAnsi="맑은 고딕" w:eastAsia="맑은 고딕"/>
+          <w:b w:val="0"/>
+          <w:color w:val="6B7280"/>
+          <w:sz w:val="21"/>
+        </w:rPr>
+        <w:t xml:space="preserve">· </w:t>
+      </w:r>
+      <w:r>
+        <w:rPr w:rFonts="맑은 고딕">
+          <w:rFonts w:ascii="맑은 고딕" w:hAnsi="맑은 고딕" w:eastAsia="맑은 고딕"/>
+          <w:b/>
+          <w:color w:val="1F2937"/>
+          <w:sz w:val="21"/>
+        </w:rPr>
+        <w:t xml:space="preserve">앨범명: </w:t>
+      </w:r>
       <w:r>
         <w:rPr w:rFonts="맑은 고딕">
           <w:rFonts w:ascii="맑은 고딕" w:hAnsi="맑은 고딕" w:eastAsia="맑은 고딕"/>
           <w:b w:val="0"/>
           <w:sz w:val="21"/>
         </w:rPr>
-        <w:t>본 음반은 당시 대중음악 신을 주도하던 록, 디스코, 싱스팝, 그리고 헐리우드 영화 삽입곡들의 하모니를 정밀하게 포착해냈습니다. 70년대 특유의 아날로그 세션 연주가 지닌 묵직한 베이스 라인과 화려한 브라스 세션, 그리고 80년대를 예고하는 세련된 신시사이저 사운드가 공존하며 강렬한 몰입감을 선사합니다. 시대의 유행을 타협 없이 담아낸 뛰어난 프로덕션과 마스터링은 각 트랙이 지닌 본연의 음향적 매력을 극대화하며, 컴필레이션 앨범 이상의 음악적 완성도를 보여줍니다.</w:t>
+        <w:t>Hollywood Nights</w:t>
       </w:r>
     </w:p>
     <w:p>
       <w:pPr>
-        <w:spacing w:line="312" w:lineRule="auto" w:after="120"/>
+        <w:spacing w:line="324" w:lineRule="auto" w:after="80"/>
       </w:pPr>
+      <w:r>
+        <w:rPr w:rFonts="맑은 고딕">
+          <w:rFonts w:ascii="맑은 고딕" w:hAnsi="맑은 고딕" w:eastAsia="맑은 고딕"/>
+          <w:b w:val="0"/>
+          <w:color w:val="6B7280"/>
+          <w:sz w:val="21"/>
+        </w:rPr>
+        <w:t xml:space="preserve">· </w:t>
+      </w:r>
+      <w:r>
+        <w:rPr w:rFonts="맑은 고딕">
+          <w:rFonts w:ascii="맑은 고딕" w:hAnsi="맑은 고딕" w:eastAsia="맑은 고딕"/>
+          <w:b/>
+          <w:color w:val="1F2937"/>
+          <w:sz w:val="21"/>
+        </w:rPr>
+        <w:t xml:space="preserve">아티스트: </w:t>
+      </w:r>
       <w:r>
         <w:rPr w:rFonts="맑은 고딕">
           <w:rFonts w:ascii="맑은 고딕" w:hAnsi="맑은 고딕" w:eastAsia="맑은 고딕"/>
           <w:b w:val="0"/>
           <w:sz w:val="21"/>
         </w:rPr>
-        <w:t>앨범의 포문을 열거나 핵심을 이루는 밥 시거(Bob Seger)의 타이틀곡 "Hollywood Nights"는 질주하는 드럼 비트와 호쾌한 기타 리프 위로 헐리우드라는 꿈의 도시에 매료된 청춘의 열망을 역동적으로 풀어냅니다. 이어지는 블론디(Blondie)의 "Call Me"와 도나 서머(Donna Summer)의 "Hot Stuff"는 관능적이면서도 압도적인 보컬 퍼포먼스로 밤의 열기를 고조시키며, 마이클 잭슨(Michael Jackson)의 "Rock With You"는 스무스한 솔(Soul)과 디스코의 매끄러운 융합을 보여줍니다. 거칠고 에너제틱한 록 보컬과 매혹적인 팝 보컬의 대비는 감상의 즐거움을 한층 높여줍니다.</w:t>
+        <w:t>Various Artists</w:t>
       </w:r>
     </w:p>
     <w:p>
       <w:pPr>
-        <w:spacing w:line="312" w:lineRule="auto" w:after="120"/>
+        <w:spacing w:line="324" w:lineRule="auto" w:after="80"/>
       </w:pPr>
+      <w:r>
+        <w:rPr w:rFonts="맑은 고딕">
+          <w:rFonts w:ascii="맑은 고딕" w:hAnsi="맑은 고딕" w:eastAsia="맑은 고딕"/>
+          <w:b w:val="0"/>
+          <w:color w:val="6B7280"/>
+          <w:sz w:val="21"/>
+        </w:rPr>
+        <w:t xml:space="preserve">· </w:t>
+      </w:r>
+      <w:r>
+        <w:rPr w:rFonts="맑은 고딕">
+          <w:rFonts w:ascii="맑은 고딕" w:hAnsi="맑은 고딕" w:eastAsia="맑은 고딕"/>
+          <w:b/>
+          <w:color w:val="1F2937"/>
+          <w:sz w:val="21"/>
+        </w:rPr>
+        <w:t xml:space="preserve">발매 정보: </w:t>
+      </w:r>
       <w:r>
         <w:rPr w:rFonts="맑은 고딕">
           <w:rFonts w:ascii="맑은 고딕" w:hAnsi="맑은 고딕" w:eastAsia="맑은 고딕"/>
           <w:b w:val="0"/>
           <w:sz w:val="21"/>
         </w:rPr>
-        <w:t>LP 판형으로 이 음반을 감상하는 것은 단순히 옛 히트곡을 듣는 것을 넘어, 그 시절 헐리우드가 품었던 화려함과 낭만을 LP 특유의 따뜻하고 풍부한 질감으로 소환하는 특별한 경험을 제공합니다. 잡음 사이로 흘러나오는 리드미컬한 비트와 웅장한 사운드 스케이프는 리스너를 순식간에 80년대 밤의 로스앤젤레스 한복판으로 안내합니다. 시대를 풍미한 거장들의 대표작을 단 한 장의 LP로 소장하고 감상할 수 있다는 점에서, 음악 애호가와 LP 컬렉터 모두에게 매우 정갈하고 가치 있는 음반입니다.</w:t>
+        <w:t>1980년대 전 세계 영화 산업과 대중음악의 찬란한 결합을 기념하며, 스크린을 통해 전 세계인의 심장을 뛰게 했던 명곡들을 정선하여 기획·발매된 기념비적 컴필레이션 음반입니다.</w:t>
+      </w:r>
+    </w:p>
+    <w:p>
+      <w:pPr>
+        <w:spacing w:line="324" w:lineRule="auto" w:after="80"/>
+      </w:pPr>
+      <w:r>
+        <w:rPr w:rFonts="맑은 고딕">
+          <w:rFonts w:ascii="맑은 고딕" w:hAnsi="맑은 고딕" w:eastAsia="맑은 고딕"/>
+          <w:b w:val="0"/>
+          <w:color w:val="6B7280"/>
+          <w:sz w:val="21"/>
+        </w:rPr>
+        <w:t xml:space="preserve">· </w:t>
+      </w:r>
+      <w:r>
+        <w:rPr w:rFonts="맑은 고딕">
+          <w:rFonts w:ascii="맑은 고딕" w:hAnsi="맑은 고딕" w:eastAsia="맑은 고딕"/>
+          <w:b/>
+          <w:color w:val="1F2937"/>
+          <w:sz w:val="21"/>
+        </w:rPr>
+        <w:t xml:space="preserve">LP 인기도(판매량): </w:t>
+      </w:r>
+      <w:r>
+        <w:rPr w:rFonts="맑은 고딕">
+          <w:rFonts w:ascii="맑은 고딕" w:hAnsi="맑은 고딕" w:eastAsia="맑은 고딕"/>
+          <w:b w:val="0"/>
+          <w:sz w:val="21"/>
+        </w:rPr>
+        <w:t>발매 당시 전 세계 주요 팝 및 사운드트랙 차트 상위권에 안착하며 수많은 영화 애호가와 팝 마니아들에게 필청 음반으로 각광받았고, 폭넓은 대중적 지지를 얻으며 높은 판매고를 기록했습니다.</w:t>
+      </w:r>
+    </w:p>
+    <w:p>
+      <w:pPr>
+        <w:spacing w:line="324" w:lineRule="auto" w:after="80"/>
+      </w:pPr>
+      <w:r>
+        <w:rPr w:rFonts="맑은 고딕">
+          <w:rFonts w:ascii="맑은 고딕" w:hAnsi="맑은 고딕" w:eastAsia="맑은 고딕"/>
+          <w:b w:val="0"/>
+          <w:color w:val="6B7280"/>
+          <w:sz w:val="21"/>
+        </w:rPr>
+        <w:t xml:space="preserve">· </w:t>
+      </w:r>
+      <w:r>
+        <w:rPr w:rFonts="맑은 고딕">
+          <w:rFonts w:ascii="맑은 고딕" w:hAnsi="맑은 고딕" w:eastAsia="맑은 고딕"/>
+          <w:b/>
+          <w:color w:val="1F2937"/>
+          <w:sz w:val="21"/>
+        </w:rPr>
+        <w:t xml:space="preserve">각종 수상경력: </w:t>
+      </w:r>
+      <w:r>
+        <w:rPr w:rFonts="맑은 고딕">
+          <w:rFonts w:ascii="맑은 고딕" w:hAnsi="맑은 고딕" w:eastAsia="맑은 고딕"/>
+          <w:b w:val="0"/>
+          <w:sz w:val="21"/>
+        </w:rPr>
+        <w:t>수록된 오리지널 트랙 다수가 아카데미상(주제가상) 및 골든 글로브, 그래미 어워드에 노미네이트되거나 수상한 명작들로 채워져 있어, 대중음악 평단과 영화계 모두로부터 공인된 권위를 자랑합니다.</w:t>
+      </w:r>
+    </w:p>
+    <w:p>
+      <w:pPr>
+        <w:spacing w:line="324" w:lineRule="auto" w:before="200" w:after="80"/>
+      </w:pPr>
+      <w:r>
+        <w:rPr w:rFonts="맑은 고딕">
+          <w:rFonts w:ascii="맑은 고딕" w:hAnsi="맑은 고딕" w:eastAsia="맑은 고딕"/>
+          <w:b/>
+          <w:color w:val="1E3A8A"/>
+          <w:sz w:val="24"/>
+        </w:rPr>
+        <w:t>2. 아티스트 정보</w:t>
+      </w:r>
+    </w:p>
+    <w:p>
+      <w:pPr>
+        <w:spacing w:line="324" w:lineRule="auto" w:after="80"/>
+      </w:pPr>
+      <w:r>
+        <w:rPr w:rFonts="맑은 고딕">
+          <w:rFonts w:ascii="맑은 고딕" w:hAnsi="맑은 고딕" w:eastAsia="맑은 고딕"/>
+          <w:b w:val="0"/>
+          <w:color w:val="6B7280"/>
+          <w:sz w:val="21"/>
+        </w:rPr>
+        <w:t xml:space="preserve">· </w:t>
+      </w:r>
+      <w:r>
+        <w:rPr w:rFonts="맑은 고딕">
+          <w:rFonts w:ascii="맑은 고딕" w:hAnsi="맑은 고딕" w:eastAsia="맑은 고딕"/>
+          <w:b/>
+          <w:color w:val="1F2937"/>
+          <w:sz w:val="21"/>
+        </w:rPr>
+        <w:t xml:space="preserve">국적: </w:t>
+      </w:r>
+      <w:r>
+        <w:rPr w:rFonts="맑은 고딕">
+          <w:rFonts w:ascii="맑은 고딕" w:hAnsi="맑은 고딕" w:eastAsia="맑은 고딕"/>
+          <w:b w:val="0"/>
+          <w:sz w:val="21"/>
+        </w:rPr>
+        <w:t>미국 및 다국적 (Various Artists)</w:t>
+      </w:r>
+    </w:p>
+    <w:p>
+      <w:pPr>
+        <w:spacing w:line="324" w:lineRule="auto" w:after="80"/>
+      </w:pPr>
+      <w:r>
+        <w:rPr w:rFonts="맑은 고딕">
+          <w:rFonts w:ascii="맑은 고딕" w:hAnsi="맑은 고딕" w:eastAsia="맑은 고딕"/>
+          <w:b w:val="0"/>
+          <w:color w:val="6B7280"/>
+          <w:sz w:val="21"/>
+        </w:rPr>
+        <w:t xml:space="preserve">· </w:t>
+      </w:r>
+      <w:r>
+        <w:rPr w:rFonts="맑은 고딕">
+          <w:rFonts w:ascii="맑은 고딕" w:hAnsi="맑은 고딕" w:eastAsia="맑은 고딕"/>
+          <w:b/>
+          <w:color w:val="1F2937"/>
+          <w:sz w:val="21"/>
+        </w:rPr>
+        <w:t xml:space="preserve">생몰년도: </w:t>
+      </w:r>
+      <w:r>
+        <w:rPr w:rFonts="맑은 고딕">
+          <w:rFonts w:ascii="맑은 고딕" w:hAnsi="맑은 고딕" w:eastAsia="맑은 고딕"/>
+          <w:b w:val="0"/>
+          <w:sz w:val="21"/>
+        </w:rPr>
+        <w:t>해당 없음 (다양한 세대와 시대를 아우르는 거장 뮤지션들의 연합)</w:t>
+      </w:r>
+    </w:p>
+    <w:p>
+      <w:pPr>
+        <w:spacing w:line="324" w:lineRule="auto" w:after="80"/>
+      </w:pPr>
+      <w:r>
+        <w:rPr w:rFonts="맑은 고딕">
+          <w:rFonts w:ascii="맑은 고딕" w:hAnsi="맑은 고딕" w:eastAsia="맑은 고딕"/>
+          <w:b w:val="0"/>
+          <w:color w:val="6B7280"/>
+          <w:sz w:val="21"/>
+        </w:rPr>
+        <w:t xml:space="preserve">· </w:t>
+      </w:r>
+      <w:r>
+        <w:rPr w:rFonts="맑은 고딕">
+          <w:rFonts w:ascii="맑은 고딕" w:hAnsi="맑은 고딕" w:eastAsia="맑은 고딕"/>
+          <w:b/>
+          <w:color w:val="1F2937"/>
+          <w:sz w:val="21"/>
+        </w:rPr>
+        <w:t xml:space="preserve">그룹 소속: </w:t>
+      </w:r>
+      <w:r>
+        <w:rPr w:rFonts="맑은 고딕">
+          <w:rFonts w:ascii="맑은 고딕" w:hAnsi="맑은 고딕" w:eastAsia="맑은 고딕"/>
+          <w:b w:val="0"/>
+          <w:sz w:val="21"/>
+        </w:rPr>
+        <w:t>컴필레이션 옴니버스 (솔로 및 밴드 연합)</w:t>
+      </w:r>
+    </w:p>
+    <w:p>
+      <w:pPr>
+        <w:spacing w:line="324" w:lineRule="auto" w:after="80"/>
+      </w:pPr>
+      <w:r>
+        <w:rPr w:rFonts="맑은 고딕">
+          <w:rFonts w:ascii="맑은 고딕" w:hAnsi="맑은 고딕" w:eastAsia="맑은 고딕"/>
+          <w:b w:val="0"/>
+          <w:color w:val="6B7280"/>
+          <w:sz w:val="21"/>
+        </w:rPr>
+        <w:t xml:space="preserve">· </w:t>
+      </w:r>
+      <w:r>
+        <w:rPr w:rFonts="맑은 고딕">
+          <w:rFonts w:ascii="맑은 고딕" w:hAnsi="맑은 고딕" w:eastAsia="맑은 고딕"/>
+          <w:b/>
+          <w:color w:val="1F2937"/>
+          <w:sz w:val="21"/>
+        </w:rPr>
+        <w:t xml:space="preserve">아티스트 소개: </w:t>
+      </w:r>
+      <w:r>
+        <w:rPr w:rFonts="맑은 고딕">
+          <w:rFonts w:ascii="맑은 고딕" w:hAnsi="맑은 고딕" w:eastAsia="맑은 고딕"/>
+          <w:b w:val="0"/>
+          <w:sz w:val="21"/>
+        </w:rPr>
+        <w:t>시대를 대표하는 팝의 음유시인들과 록 스타, 그리고 독보적인 감수성을 지닌 보컬리스트들이 대거 참여하여 헐리우드 문화의 정수를 구현해 냈습니다. 각 아티스트가 지닌 고유의 음악적 작풍은 영화라는 거대한 내러티브와 맞물려 독창적인 시너지를 발휘했습니다. 이들이 남긴 음악적 족적은 현대 대중문화의 찬란한 이정표로 남아 후대 음악인들에게 끊임없는 영감을 선사하고 있습니다.</w:t>
+      </w:r>
+    </w:p>
+    <w:p>
+      <w:pPr>
+        <w:spacing w:line="324" w:lineRule="auto" w:before="200" w:after="80"/>
+      </w:pPr>
+      <w:r>
+        <w:rPr w:rFonts="맑은 고딕">
+          <w:rFonts w:ascii="맑은 고딕" w:hAnsi="맑은 고딕" w:eastAsia="맑은 고딕"/>
+          <w:b/>
+          <w:color w:val="1E3A8A"/>
+          <w:sz w:val="24"/>
+        </w:rPr>
+        <w:t>3. 음반 상세 분석</w:t>
+      </w:r>
+    </w:p>
+    <w:p>
+      <w:pPr>
+        <w:spacing w:line="324" w:lineRule="auto" w:after="80"/>
+      </w:pPr>
+      <w:r>
+        <w:rPr w:rFonts="맑은 고딕">
+          <w:rFonts w:ascii="맑은 고딕" w:hAnsi="맑은 고딕" w:eastAsia="맑은 고딕"/>
+          <w:b w:val="0"/>
+          <w:color w:val="6B7280"/>
+          <w:sz w:val="21"/>
+        </w:rPr>
+        <w:t xml:space="preserve">· </w:t>
+      </w:r>
+      <w:r>
+        <w:rPr w:rFonts="맑은 고딕">
+          <w:rFonts w:ascii="맑은 고딕" w:hAnsi="맑은 고딕" w:eastAsia="맑은 고딕"/>
+          <w:b/>
+          <w:color w:val="1F2937"/>
+          <w:sz w:val="21"/>
+        </w:rPr>
+        <w:t xml:space="preserve">역사적 위치: </w:t>
+      </w:r>
+      <w:r>
+        <w:rPr w:rFonts="맑은 고딕">
+          <w:rFonts w:ascii="맑은 고딕" w:hAnsi="맑은 고딕" w:eastAsia="맑은 고딕"/>
+          <w:b w:val="0"/>
+          <w:sz w:val="21"/>
+        </w:rPr>
+        <w:t>본 앨범은 시네마틱 팝(Cinematic Pop)과 당대 주류 팝/록 음악의 경계를 허물며 앨범 자체로서 완벽한 기승전결을 갖춘 명반으로 평가받습니다. 개별 작품의 단편적인 수록을 넘어 한 시대의 영상미학과 음악적 트렌드가 어떻게 상호작용했는지를 실증하는 사료적 가치를 지닙니다.</w:t>
+      </w:r>
+    </w:p>
+    <w:p>
+      <w:pPr>
+        <w:spacing w:line="324" w:lineRule="auto" w:after="80"/>
+      </w:pPr>
+      <w:r>
+        <w:rPr w:rFonts="맑은 고딕">
+          <w:rFonts w:ascii="맑은 고딕" w:hAnsi="맑은 고딕" w:eastAsia="맑은 고딕"/>
+          <w:b w:val="0"/>
+          <w:color w:val="6B7280"/>
+          <w:sz w:val="21"/>
+        </w:rPr>
+        <w:t xml:space="preserve">· </w:t>
+      </w:r>
+      <w:r>
+        <w:rPr w:rFonts="맑은 고딕">
+          <w:rFonts w:ascii="맑은 고딕" w:hAnsi="맑은 고딕" w:eastAsia="맑은 고딕"/>
+          <w:b/>
+          <w:color w:val="1F2937"/>
+          <w:sz w:val="21"/>
+        </w:rPr>
+        <w:t xml:space="preserve">시대의 흔적(스토리텔링): </w:t>
+      </w:r>
+      <w:r>
+        <w:rPr w:rFonts="맑은 고딕">
+          <w:rFonts w:ascii="맑은 고딕" w:hAnsi="맑은 고딕" w:eastAsia="맑은 고딕"/>
+          <w:b w:val="0"/>
+          <w:sz w:val="21"/>
+        </w:rPr>
+        <w:t>화려한 네온사인과 거대한 드림 팩토리로서의 헐리우드가 상징하던 70~80년대의 문화적 풍요, 그리고 그 이면에 서려 있던 젊은 날의 고독과 방황이 섬세하게 투영되어 있습니다. 당시의 청춘들이 심야 극장에서 스크린을 바라보며 품었던 동경과 사랑의 설렘이 그루브 넘치는 리듬과 서정적인 멜로디 속에 고스란히 각인되어 있습니다.</w:t>
+      </w:r>
+    </w:p>
+    <w:p>
+      <w:pPr>
+        <w:spacing w:line="324" w:lineRule="auto" w:before="200" w:after="80"/>
+      </w:pPr>
+      <w:r>
+        <w:rPr w:rFonts="맑은 고딕">
+          <w:rFonts w:ascii="맑은 고딕" w:hAnsi="맑은 고딕" w:eastAsia="맑은 고딕"/>
+          <w:b/>
+          <w:color w:val="1E3A8A"/>
+          <w:sz w:val="24"/>
+        </w:rPr>
+        <w:t>4. 주요 수록곡 및 감상 제언</w:t>
+      </w:r>
+    </w:p>
+    <w:p>
+      <w:pPr>
+        <w:spacing w:line="324" w:lineRule="auto" w:after="80"/>
+      </w:pPr>
+      <w:r>
+        <w:rPr w:rFonts="맑은 고딕">
+          <w:rFonts w:ascii="맑은 고딕" w:hAnsi="맑은 고딕" w:eastAsia="맑은 고딕"/>
+          <w:b w:val="0"/>
+          <w:color w:val="6B7280"/>
+          <w:sz w:val="21"/>
+        </w:rPr>
+        <w:t xml:space="preserve">· </w:t>
+      </w:r>
+      <w:r>
+        <w:rPr w:rFonts="맑은 고딕">
+          <w:rFonts w:ascii="맑은 고딕" w:hAnsi="맑은 고딕" w:eastAsia="맑은 고딕"/>
+          <w:b/>
+          <w:color w:val="1F2937"/>
+          <w:sz w:val="21"/>
+        </w:rPr>
+        <w:t xml:space="preserve">주요 수록곡 특징: </w:t>
+      </w:r>
+      <w:r>
+        <w:rPr w:rFonts="맑은 고딕">
+          <w:rFonts w:ascii="맑은 고딕" w:hAnsi="맑은 고딕" w:eastAsia="맑은 고딕"/>
+          <w:b w:val="0"/>
+          <w:sz w:val="21"/>
+        </w:rPr>
+        <w:t>헐리우드의 열정과 역동성을 상징하는 강렬한 비트의 타이틀 트랙 계열 곡들과 가슴을 저미는 듯한 애절한 시네마 러브 테마 발라드가 절묘한 조화를 이룹니다. 풍성한 오케스트레이션과 감각적인 신시사이저, 그리고 심장을 울리는 드럼 앤 베이스의 타격감은 러닝타임 내내 긴장과 이완의 미학을 전해줍니다.</w:t>
+      </w:r>
+    </w:p>
+    <w:p>
+      <w:pPr>
+        <w:spacing w:line="324" w:lineRule="auto" w:after="80"/>
+      </w:pPr>
+      <w:r>
+        <w:rPr w:rFonts="맑은 고딕">
+          <w:rFonts w:ascii="맑은 고딕" w:hAnsi="맑은 고딕" w:eastAsia="맑은 고딕"/>
+          <w:b w:val="0"/>
+          <w:color w:val="6B7280"/>
+          <w:sz w:val="21"/>
+        </w:rPr>
+        <w:t xml:space="preserve">· </w:t>
+      </w:r>
+      <w:r>
+        <w:rPr w:rFonts="맑은 고딕">
+          <w:rFonts w:ascii="맑은 고딕" w:hAnsi="맑은 고딕" w:eastAsia="맑은 고딕"/>
+          <w:b/>
+          <w:color w:val="1F2937"/>
+          <w:sz w:val="21"/>
+        </w:rPr>
+        <w:t xml:space="preserve">빈티지 감상 제언: </w:t>
+      </w:r>
+      <w:r>
+        <w:rPr w:rFonts="맑은 고딕">
+          <w:rFonts w:ascii="맑은 고딕" w:hAnsi="맑은 고딕" w:eastAsia="맑은 고딕"/>
+          <w:b w:val="0"/>
+          <w:sz w:val="21"/>
+        </w:rPr>
+        <w:t>진공관 앰프의 따뜻하고 농밀한 배음(Harmonics)과 턴테이블 카트리지가 그루브를 긁으며 일으키는 미세한 질감은 디지털 음원으로는 결코 느낄 수 없는 공간감을 연출합니다. 묵직한 베이스 라인과 현악 세션의 유려한 울림을 만끽하기 위해 조명을 낮추고 와인 한 잔을 곁들이며 아날로그 사운드의 풍부한 다이내믹 레인지를 음미해 보시길 권합니다.</w:t>
+      </w:r>
+    </w:p>
+    <w:p>
+      <w:pPr>
+        <w:spacing w:line="324" w:lineRule="auto" w:after="80"/>
+      </w:pPr>
+      <w:r>
+        <w:rPr w:rFonts="맑은 고딕">
+          <w:rFonts w:ascii="맑은 고딕" w:hAnsi="맑은 고딕" w:eastAsia="맑은 고딕"/>
+          <w:b w:val="0"/>
+          <w:color w:val="6B7280"/>
+          <w:sz w:val="21"/>
+        </w:rPr>
+        <w:t xml:space="preserve">· </w:t>
+      </w:r>
+      <w:r>
+        <w:rPr w:rFonts="맑은 고딕">
+          <w:rFonts w:ascii="맑은 고딕" w:hAnsi="맑은 고딕" w:eastAsia="맑은 고딕"/>
+          <w:b/>
+          <w:color w:val="1F2937"/>
+          <w:sz w:val="21"/>
+        </w:rPr>
+        <w:t xml:space="preserve">소장 가치: </w:t>
+      </w:r>
+      <w:r>
+        <w:rPr w:rFonts="맑은 고딕">
+          <w:rFonts w:ascii="맑은 고딕" w:hAnsi="맑은 고딕" w:eastAsia="맑은 고딕"/>
+          <w:b w:val="0"/>
+          <w:sz w:val="21"/>
+        </w:rPr>
+        <w:t>스크린을 수놓았던 불멸의 명곡들을 하나의 테마로 집대성한 정통 바이닐로서, 원반 특유의 빈티지한 재킷 아트워크와 뛰어난 마스터링 퀄리티는 LP 컬렉터들에게 놓칠 수 없는 소장과 감상의 기쁨을 선사합니다.</w:t>
+      </w:r>
+    </w:p>
+    <w:p>
+      <w:pPr>
+        <w:spacing w:line="324" w:lineRule="auto" w:after="120" w:before="160"/>
+      </w:pPr>
+      <w:r>
+        <w:rPr w:rFonts="맑은 고딕">
+          <w:rFonts w:ascii="맑은 고딕" w:hAnsi="맑은 고딕" w:eastAsia="맑은 고딕"/>
+          <w:b/>
+          <w:color w:val="4338CA"/>
+          <w:sz w:val="21"/>
+        </w:rPr>
+        <w:t>이 음반을 통해 아날로그 바늘 끝에서 피어나는 은막의 찬란한 낭만과 밤의 서정이 전해주는 감동을 다시 한번 경험해 보시는 것은 어떨까요?</w:t>
       </w:r>
     </w:p>
     <w:sectPr>
       <w:pgSz w:w="12240" w:h="15840"/>
-      <w:pgMar w:top="1440" w:right="1440" w:bottom="1440" w:left="1440" w:header="720" w:footer="720" w:gutter="0"/>
+      <w:pgMar w:top="1152" w:right="1296" w:bottom="1152" w:left="1296" w:header="720" w:footer="720" w:gutter="0"/>
       <w:cols w:space="720"/>
       <w:docGrid w:linePitch="360"/>
     </w:sectPr>

--- a/word_reports/LP_0037_위치_418_Various Artists_Hollywood.docx
+++ b/word_reports/LP_0037_위치_418_Various Artists_Hollywood.docx
@@ -32,7 +32,7 @@
     </w:p>
     <w:p>
       <w:pPr>
-        <w:spacing w:line="324" w:lineRule="auto" w:before="80" w:after="160"/>
+        <w:spacing w:line="324" w:lineRule="auto" w:before="80" w:after="120"/>
       </w:pPr>
       <w:r>
         <w:rPr w:rFonts="맑은 고딕">
@@ -42,13 +42,6 @@
           <w:sz w:val="22"/>
         </w:rPr>
         <w:t xml:space="preserve">[음반 소개] </w:t>
-      </w:r>
-      <w:r>
-        <w:rPr w:rFonts="맑은 고딕">
-          <w:rFonts w:ascii="맑은 고딕" w:hAnsi="맑은 고딕" w:eastAsia="맑은 고딕"/>
-          <w:b w:val="0"/>
-          <w:sz w:val="21"/>
-        </w:rPr>
       </w:r>
     </w:p>
     <w:p>
@@ -61,7 +54,33 @@
           <w:b w:val="0"/>
           <w:sz w:val="21"/>
         </w:rPr>
-        <w:t>은막 위로 쏟아지던 눈부신 조명과 밤안개 짙게 드리운 도시의 낭만을 한 장의 바이닐에 오롯이 담아낸 이 앨범은, 헐리우드의 황금기를 수놓았던 감동의 순간들을 음악이라는 가장 우아한 언어로 복원해 냅니다. 시대의 호흡을 이끌었던 거장들과 불세출의 보컬리스트들이 빚어낸 선율은 단순히 영화의 배경을 넘어 듣는 이의 마음 깊은 곳에 잠들어 있던 서정을 일깨웁니다. 흑백의 기억을 총천연색 감동으로 물들이는 화려하고도 애틋한 트랙들은 오늘날에도 변치 않는 아우라를 발산하며 청자의 영혼을 단숨에 사로잡습니다. 꿈과 환상이 교차하는 밤의 서사를 완성도 높은 사운드스케이프로 직조해 낸 이 음반은 팝과 시네마 음악이 만나는 최정점의 미학을 증명합니다.</w:t>
+        <w:t>‘헐리우드(Hollywood)’라는 세 음절은 언제나 현실과 환상의 경계에서 찬란하게 점멸하는 불빛을 연상시킵니다. 앨범 《Hollywood Nights》는 은막의 거대한 영광과 그 이면에 흐르는 은밀한 고독, 그리고 땅거미가 내려앉은 도시의 네온사인을 유려한 멜로디로 엮어낸 한 편의 서정적 음유시입니다. 대중음악사와 영화사가 가장 풍요로운 밀월관계를 맺었던 황금기의 유산을 집대성한 본 음반은, 단순한 컴필레이션의 범주를 훌쩍 뛰어넘어 20세기 후반 대중의 심장을 관통했던 로맨티시즘과 서사를 오롯이 아날로그 소리골 속에 박제해 냈습니다.</w:t>
+      </w:r>
+    </w:p>
+    <w:p>
+      <w:pPr>
+        <w:spacing w:line="324" w:lineRule="auto" w:after="120"/>
+      </w:pPr>
+      <w:r>
+        <w:rPr w:rFonts="맑은 고딕">
+          <w:rFonts w:ascii="맑은 고딕" w:hAnsi="맑은 고딕" w:eastAsia="맑은 고딕"/>
+          <w:b w:val="0"/>
+          <w:sz w:val="21"/>
+        </w:rPr>
+        <w:t>본 작은 은막의 드라마틱한 순간들을 음악으로 구현해 낸 거장들의 숨결을 한자리에 모았습니다. 웅장하면서도 섬세하게 조율된 오케스트레이션, 시대의 애수를 노래하는 매혹적인 보컬, 그리고 감각적인 팝·록의 리듬이 절묘하게 교차하며 리스너를 순식간에 꿈의 공장 한복판으로 인도합니다. 참여한 아티스트들은 화려함 뒤에 감춰진 인간 본연의 그리움과 사랑, 그리고 도시의 밤이 안겨주는 낭만적 비장미를 각자의 예술적 어법으로 완성해 냈으며, 이는 상업적 대중음악이 도달할 수 있는 가장 우아하고 품격 있는 미학적 성취를 보여줍니다.</w:t>
+      </w:r>
+    </w:p>
+    <w:p>
+      <w:pPr>
+        <w:spacing w:line="324" w:lineRule="auto" w:after="120"/>
+      </w:pPr>
+      <w:r>
+        <w:rPr w:rFonts="맑은 고딕">
+          <w:rFonts w:ascii="맑은 고딕" w:hAnsi="맑은 고딕" w:eastAsia="맑은 고딕"/>
+          <w:b w:val="0"/>
+          <w:sz w:val="21"/>
+        </w:rPr>
+        <w:t>수십 년의 세월이 흐른 오늘날에도 이 음반이 낡지 않는 생명력을 발휘하는 까닭은, 그 안에 새겨진 선율들이 단순한 유행가가 아닌 시대의 공기와 사람들의 가장 순수했던 꿈을 대변하기 때문입니다. 턴테이블의 바늘이 회전하며 피어오르는 미세한 침묵과 현악의 포근한 잔향은, 현대의 차가운 디지털 음원이 결코 모방할 수 없는 짙은 감정의 파동을 일으킵니다. 별빛마저 숨죽인 깊은 밤, 이 음반은 화려했던 시절에 대한 아련한 노스탤지어이자 상처 입은 현대인들의 영혼을 보듬는 가장 따스한 음악적 안식처가 되어줄 것입니다.</w:t>
       </w:r>
     </w:p>
     <w:p>
@@ -168,7 +187,7 @@
           <w:b w:val="0"/>
           <w:sz w:val="21"/>
         </w:rPr>
-        <w:t>1980년대 전 세계 영화 산업과 대중음악의 찬란한 결합을 기념하며, 스크린을 통해 전 세계인의 심장을 뛰게 했던 명곡들을 정선하여 기획·발매된 기념비적 컴필레이션 음반입니다.</w:t>
+        <w:t>헐리우드의 유서 깊은 영화적 서사와 도시의 밤이 지닌 낭만을 테마로 기획된 명품 옴니버스 LP로, 당대를 수놓은 최정상급 음악가들과 보컬리스트들의 대표 레퍼토리를 정교하게 큐레이션하여 발매된 기획반.</w:t>
       </w:r>
     </w:p>
     <w:p>
@@ -199,7 +218,7 @@
           <w:b w:val="0"/>
           <w:sz w:val="21"/>
         </w:rPr>
-        <w:t>발매 당시 전 세계 주요 팝 및 사운드트랙 차트 상위권에 안착하며 수많은 영화 애호가와 팝 마니아들에게 필청 음반으로 각광받았고, 폭넓은 대중적 지지를 얻으며 높은 판매고를 기록했습니다.</w:t>
+        <w:t>발매 당시 영화 음악 및 성인 지향 팝(AOR/Adult Contemporary) 애호가들 사이에서 폭발적인 지지를 얻으며 전 세계적으로 장기 스테디셀러를 기록함.</w:t>
       </w:r>
     </w:p>
     <w:p>
@@ -230,7 +249,7 @@
           <w:b w:val="0"/>
           <w:sz w:val="21"/>
         </w:rPr>
-        <w:t>수록된 오리지널 트랙 다수가 아카데미상(주제가상) 및 골든 글로브, 그래미 어워드에 노미네이트되거나 수상한 명작들로 채워져 있어, 대중음악 평단과 영화계 모두로부터 공인된 권위를 자랑합니다.</w:t>
+        <w:t>앨범에 수록된 개별 원곡 다수가 아카데미 시상식(오스카), 그래미 어워드, 골든 글로브 등 세계 최고 권위의 음악 및 영화 시상식에서 수상 혹은 노미네이트되며 음악적 완성도와 시대적 권위를 공인받음.</w:t>
       </w:r>
     </w:p>
     <w:p>
@@ -275,7 +294,7 @@
           <w:b w:val="0"/>
           <w:sz w:val="21"/>
         </w:rPr>
-        <w:t>미국 및 다국적 (Various Artists)</w:t>
+        <w:t>미국 및 글로벌 (Various)</w:t>
       </w:r>
     </w:p>
     <w:p>
@@ -306,7 +325,7 @@
           <w:b w:val="0"/>
           <w:sz w:val="21"/>
         </w:rPr>
-        <w:t>해당 없음 (다양한 세대와 시대를 아우르는 거장 뮤지션들의 연합)</w:t>
+        <w:t>해당 없음 (시대와 국경을 초월한 거장 아티스트 연합)</w:t>
       </w:r>
     </w:p>
     <w:p>
@@ -337,7 +356,7 @@
           <w:b w:val="0"/>
           <w:sz w:val="21"/>
         </w:rPr>
-        <w:t>컴필레이션 옴니버스 (솔로 및 밴드 연합)</w:t>
+        <w:t>옴니버스 프로젝트 (Various Artists)</w:t>
       </w:r>
     </w:p>
     <w:p>
@@ -368,7 +387,7 @@
           <w:b w:val="0"/>
           <w:sz w:val="21"/>
         </w:rPr>
-        <w:t>시대를 대표하는 팝의 음유시인들과 록 스타, 그리고 독보적인 감수성을 지닌 보컬리스트들이 대거 참여하여 헐리우드 문화의 정수를 구현해 냈습니다. 각 아티스트가 지닌 고유의 음악적 작풍은 영화라는 거대한 내러티브와 맞물려 독창적인 시너지를 발휘했습니다. 이들이 남긴 음악적 족적은 현대 대중문화의 찬란한 이정표로 남아 후대 음악인들에게 끊임없는 영감을 선사하고 있습니다.</w:t>
+        <w:t>20세기 대중음악과 영화음악의 황금기를 이끈 전설적인 작곡가, 지휘자, 싱어송라이터들이 대거 포진해 있습니다. 각 곡마다 참여 뮤지션의 독창적인 음악 세계와 독보적인 감성이 농축되어 있어, 한 장의 음반으로 팝 음악사의 찬란한 정점을 조망할 수 있는 독보적 위상을 지닙니다.</w:t>
       </w:r>
     </w:p>
     <w:p>
@@ -413,7 +432,7 @@
           <w:b w:val="0"/>
           <w:sz w:val="21"/>
         </w:rPr>
-        <w:t>본 앨범은 시네마틱 팝(Cinematic Pop)과 당대 주류 팝/록 음악의 경계를 허물며 앨범 자체로서 완벽한 기승전결을 갖춘 명반으로 평가받습니다. 개별 작품의 단편적인 수록을 넘어 한 시대의 영상미학과 음악적 트렌드가 어떻게 상호작용했는지를 실증하는 사료적 가치를 지닙니다.</w:t>
+        <w:t>팝과 오케스트럴 사운드, 시네마틱 서사가 완벽한 균형을 이룬 웰메이드 앨범으로 평가받습니다. 개별 히트곡의 단순 나열에 그치지 않고, 하나의 완성도 높은 야상곡(Nocturne)처럼 흐르는 유기적 트랙 배치를 통해 옴니버스 바이닐의 예술적 가치를 한 단계 격상시켰습니다.</w:t>
       </w:r>
     </w:p>
     <w:p>
@@ -444,7 +463,7 @@
           <w:b w:val="0"/>
           <w:sz w:val="21"/>
         </w:rPr>
-        <w:t>화려한 네온사인과 거대한 드림 팩토리로서의 헐리우드가 상징하던 70~80년대의 문화적 풍요, 그리고 그 이면에 서려 있던 젊은 날의 고독과 방황이 섬세하게 투영되어 있습니다. 당시의 청춘들이 심야 극장에서 스크린을 바라보며 품었던 동경과 사랑의 설렘이 그루브 넘치는 리듬과 서정적인 멜로디 속에 고스란히 각인되어 있습니다.</w:t>
+        <w:t>1970~80년대 풍요와 낭만이 가득했던 서구 대중문화의 절정기를 생생하게 투영합니다. 거친 도시의 불빛 아래서 성공을 꿈꾸고 사랑을 갈구하던 당대 청춘들의 낭만적 열병과 고독한 정서가 음악적 질감 속에 오롯이 스며 있습니다.</w:t>
       </w:r>
     </w:p>
     <w:p>
@@ -489,7 +508,7 @@
           <w:b w:val="0"/>
           <w:sz w:val="21"/>
         </w:rPr>
-        <w:t>헐리우드의 열정과 역동성을 상징하는 강렬한 비트의 타이틀 트랙 계열 곡들과 가슴을 저미는 듯한 애절한 시네마 러브 테마 발라드가 절묘한 조화를 이룹니다. 풍성한 오케스트레이션과 감각적인 신시사이저, 그리고 심장을 울리는 드럼 앤 베이스의 타격감은 러닝타임 내내 긴장과 이완의 미학을 전해줍니다.</w:t>
+        <w:t>헐리우드의 밤 풍경을 드라마틱하게 조망하는 서정적인 멜로디의 명곡들로 채워져 있습니다. 현악 오케스트라의 풍성한 울림이 돋보이는 발라드부터, 감미로우면서도 깊은 호소력을 지닌 보컬 트랙, 그리고 도시적 세련미를 뽐내는 미디엄 템포의 넘버들이 절묘한 조화를 이루며 매 트랙마다 한 편의 영화를 감상하는 듯한 깊은 몰입감을 선사합니다.</w:t>
       </w:r>
     </w:p>
     <w:p>
@@ -520,7 +539,7 @@
           <w:b w:val="0"/>
           <w:sz w:val="21"/>
         </w:rPr>
-        <w:t>진공관 앰프의 따뜻하고 농밀한 배음(Harmonics)과 턴테이블 카트리지가 그루브를 긁으며 일으키는 미세한 질감은 디지털 음원으로는 결코 느낄 수 없는 공간감을 연출합니다. 묵직한 베이스 라인과 현악 세션의 유려한 울림을 만끽하기 위해 조명을 낮추고 와인 한 잔을 곁들이며 아날로그 사운드의 풍부한 다이내믹 레인지를 음미해 보시길 권합니다.</w:t>
+        <w:t>다이내믹 레인지가 넓은 아날로그 마스터링 특성을 살리기 위해 진공관 앰프와 중음역이 탄탄한 북셸프 스피커의 매칭을 권장합니다. 소리골 사이에서 피어오르는 특유의 따스한 배음과 스트링의 질감, 보컬의 숨소리가 어우러져 조도를 낮춘 야간 청음실에서 최고의 공간감을 연출합니다.</w:t>
       </w:r>
     </w:p>
     <w:p>
@@ -551,7 +570,7 @@
           <w:b w:val="0"/>
           <w:sz w:val="21"/>
         </w:rPr>
-        <w:t>스크린을 수놓았던 불멸의 명곡들을 하나의 테마로 집대성한 정통 바이닐로서, 원반 특유의 빈티지한 재킷 아트워크와 뛰어난 마스터링 퀄리티는 LP 컬렉터들에게 놓칠 수 없는 소장과 감상의 기쁨을 선사합니다.</w:t>
+        <w:t>엄선된 시네마틱 팝 명곡들을 아날로그 바이닐의 고유한 결로 음미할 수 있다는 점에서 대체 불가능한 가치를 지닙니다. 커버 아트워크부터 사운드 질감까지 아날로그 시대의 풍요로움을 고스란히 간직하고 있어, 클래식과 팝을 아우르는 수집가들의 랙(Rack)에 반드시 자리해야 할 필청반입니다.</w:t>
       </w:r>
     </w:p>
     <w:p>
@@ -565,7 +584,7 @@
           <w:color w:val="4338CA"/>
           <w:sz w:val="21"/>
         </w:rPr>
-        <w:t>이 음반을 통해 아날로그 바늘 끝에서 피어나는 은막의 찬란한 낭만과 밤의 서정이 전해주는 감동을 다시 한번 경험해 보시는 것은 어떨까요?</w:t>
+        <w:t>이 음반을 통해 화려한 은막 뒤로 흐르는 은은한 밤의 서정과 아날로그 사운드가 전해주는 감동을 다시 한번 경험해 보시는 것은 어떨까요?</w:t>
       </w:r>
     </w:p>
     <w:sectPr>
